--- a/t40_s4.docx
+++ b/t40_s4.docx
@@ -3,2348 +3,998 @@
 <w:document xmlns:wpc="http://schemas.microsoft.com/office/word/2010/wordprocessingCanvas" xmlns:mo="http://schemas.microsoft.com/office/mac/office/2008/main" xmlns:mc="http://schemas.openxmlformats.org/markup-compatibility/2006" xmlns:mv="urn:schemas-microsoft-com:mac:vml" xmlns:o="urn:schemas-microsoft-com:office:office" xmlns:r="http://schemas.openxmlformats.org/officeDocument/2006/relationships" xmlns:m="http://schemas.openxmlformats.org/officeDocument/2006/math" xmlns:v="urn:schemas-microsoft-com:vml" xmlns:wp14="http://schemas.microsoft.com/office/word/2010/wordprocessingDrawing" xmlns:wp="http://schemas.openxmlformats.org/drawingml/2006/wordprocessingDrawing" xmlns:w10="urn:schemas-microsoft-com:office:word" xmlns:w="http://schemas.openxmlformats.org/wordprocessingml/2006/main" xmlns:w14="http://schemas.microsoft.com/office/word/2010/wordml" xmlns:wpg="http://schemas.microsoft.com/office/word/2010/wordprocessingGroup" xmlns:wpi="http://schemas.microsoft.com/office/word/2010/wordprocessingInk" xmlns:wne="http://schemas.microsoft.com/office/word/2006/wordml" xmlns:wps="http://schemas.microsoft.com/office/word/2010/wordprocessingShape" mc:Ignorable="w14 wp14">
   <w:body>
     <w:p>
-      <w:pPr>
-        <w:spacing w:after="40" w:before="120"/>
-      </w:pPr>
       <w:r>
-        <w:rPr>
-          <w:b w:val="0"/>
-          <w:i w:val="0"/>
-          <w:sz w:val="22"/>
-        </w:rPr>
-        <w:t>Question: A child has colicky abdominal pain, vomiting, and passes worms in the stool, with eosinophilia on blood count. Which infestation is most likely?</w:t>
+        <w:t xml:space="preserve">Question: A client with hypertension is taught to:</w:t>
       </w:r>
     </w:p>
     <w:p>
-      <w:pPr>
-        <w:spacing w:after="0" w:before="0"/>
-      </w:pPr>
       <w:r>
-        <w:rPr>
-          <w:b w:val="0"/>
-          <w:i w:val="0"/>
-          <w:sz w:val="22"/>
-        </w:rPr>
-        <w:t>(a) Ascariasis</w:t>
+        <w:t xml:space="preserve">(a) Stop medications when blood pressure is normal</w:t>
       </w:r>
     </w:p>
     <w:p>
-      <w:pPr>
-        <w:spacing w:after="0" w:before="0"/>
-      </w:pPr>
       <w:r>
-        <w:rPr>
-          <w:b w:val="0"/>
-          <w:i w:val="0"/>
-          <w:sz w:val="22"/>
-        </w:rPr>
-        <w:t>(b) Giardiasis</w:t>
+        <w:t xml:space="preserve">(b) Take medications as prescribed and monitor blood pressure regularly</w:t>
       </w:r>
     </w:p>
     <w:p>
-      <w:pPr>
-        <w:spacing w:after="0" w:before="0"/>
-      </w:pPr>
       <w:r>
-        <w:rPr>
-          <w:b w:val="0"/>
-          <w:i w:val="0"/>
-          <w:sz w:val="22"/>
-        </w:rPr>
-        <w:t>(c) Hookworm</w:t>
+        <w:t xml:space="preserve">(c) Eat extra salt</w:t>
       </w:r>
     </w:p>
     <w:p>
-      <w:pPr>
-        <w:spacing w:after="0" w:before="0"/>
-      </w:pPr>
       <w:r>
-        <w:rPr>
-          <w:b w:val="0"/>
-          <w:i w:val="0"/>
-          <w:sz w:val="22"/>
-        </w:rPr>
-        <w:t>(d) Tapeworm</w:t>
+        <w:t xml:space="preserve">(d) Skip follow-up appointments</w:t>
       </w:r>
     </w:p>
     <w:p>
-      <w:pPr>
-        <w:spacing w:after="0" w:before="40"/>
-      </w:pPr>
       <w:r>
-        <w:rPr>
-          <w:b/>
-          <w:i w:val="0"/>
-          <w:sz w:val="22"/>
-        </w:rPr>
-        <w:t>Answer: a</w:t>
+        <w:t xml:space="preserve">Answer: b</w:t>
       </w:r>
     </w:p>
     <w:p>
-      <w:pPr>
-        <w:spacing w:after="0" w:before="0"/>
-      </w:pPr>
       <w:r>
-        <w:rPr>
-          <w:b w:val="0"/>
-          <w:i w:val="0"/>
-          <w:sz w:val="21"/>
-        </w:rPr>
-        <w:t>Solution: Ascariasis, caused by the roundworm Ascaris lumbricoides, presents with colicky pain, vomiting (sometimes worms), and eosinophilia. Giardiasis (b) causes diarrhoea, hookworm (c) causes anaemia from blood loss, and tapeworm (d) causes abdominal discomfort with segments in stool.</w:t>
+        <w:t xml:space="preserve">Solution: Hypertension is lifelong — medications are continued even when readings are normal, and home BP monitoring guides adjustments.</w:t>
       </w:r>
     </w:p>
     <w:p>
-      <w:pPr>
-        <w:spacing w:after="0" w:before="0"/>
-      </w:pPr>
       <w:r>
-        <w:rPr>
-          <w:b w:val="0"/>
-          <w:i w:val="0"/>
-          <w:sz w:val="20"/>
-        </w:rPr>
-        <w:t>Positive Marks: 1</w:t>
+        <w:t xml:space="preserve">Positive Marks: 1</w:t>
       </w:r>
     </w:p>
     <w:p>
-      <w:pPr>
-        <w:spacing w:after="160" w:before="0"/>
-      </w:pPr>
       <w:r>
-        <w:rPr>
-          <w:b w:val="0"/>
-          <w:i w:val="0"/>
-          <w:sz w:val="20"/>
-        </w:rPr>
-        <w:t>Negative Marks: 0.25</w:t>
+        <w:t xml:space="preserve">Negative Marks: 0.25</w:t>
       </w:r>
     </w:p>
     <w:p>
-      <w:pPr>
-        <w:spacing w:after="40" w:before="120"/>
-      </w:pPr>
       <w:r>
-        <w:rPr>
-          <w:b w:val="0"/>
-          <w:i w:val="0"/>
-          <w:sz w:val="22"/>
-        </w:rPr>
-        <w:t>Question: A nurse caring for a client with Ebola must use which protective measures?</w:t>
+        <w:t xml:space="preserve"/>
       </w:r>
     </w:p>
     <w:p>
-      <w:pPr>
-        <w:spacing w:after="0" w:before="0"/>
-      </w:pPr>
       <w:r>
-        <w:rPr>
-          <w:b w:val="0"/>
-          <w:i w:val="0"/>
-          <w:sz w:val="22"/>
-        </w:rPr>
-        <w:t>(a) Strict contact and droplet precautions with full personal protective equipment</w:t>
+        <w:t xml:space="preserve">Question: Which disease requires droplet precautions?</w:t>
       </w:r>
     </w:p>
     <w:p>
-      <w:pPr>
-        <w:spacing w:after="0" w:before="0"/>
-      </w:pPr>
       <w:r>
-        <w:rPr>
-          <w:b w:val="0"/>
-          <w:i w:val="0"/>
-          <w:sz w:val="22"/>
-        </w:rPr>
-        <w:t>(b) Standard precautions only</w:t>
+        <w:t xml:space="preserve">(a) Tuberculosis</w:t>
       </w:r>
     </w:p>
     <w:p>
-      <w:pPr>
-        <w:spacing w:after="0" w:before="0"/>
-      </w:pPr>
       <w:r>
-        <w:rPr>
-          <w:b w:val="0"/>
-          <w:i w:val="0"/>
-          <w:sz w:val="22"/>
-        </w:rPr>
-        <w:t>(c) Airborne precautions with an N95 mask only</w:t>
+        <w:t xml:space="preserve">(b) Chickenpox</w:t>
       </w:r>
     </w:p>
     <w:p>
-      <w:pPr>
-        <w:spacing w:after="0" w:before="0"/>
-      </w:pPr>
       <w:r>
-        <w:rPr>
-          <w:b w:val="0"/>
-          <w:i w:val="0"/>
-          <w:sz w:val="22"/>
-        </w:rPr>
-        <w:t>(d) No precautions after 24 hours of fever</w:t>
+        <w:t xml:space="preserve">(c) Influenza</w:t>
       </w:r>
     </w:p>
     <w:p>
-      <w:pPr>
-        <w:spacing w:after="0" w:before="40"/>
-      </w:pPr>
       <w:r>
-        <w:rPr>
-          <w:b/>
-          <w:i w:val="0"/>
-          <w:sz w:val="22"/>
-        </w:rPr>
-        <w:t>Answer: a</w:t>
+        <w:t xml:space="preserve">(d) Measles</w:t>
       </w:r>
     </w:p>
     <w:p>
-      <w:pPr>
-        <w:spacing w:after="0" w:before="0"/>
-      </w:pPr>
       <w:r>
-        <w:rPr>
-          <w:b w:val="0"/>
-          <w:i w:val="0"/>
-          <w:sz w:val="21"/>
-        </w:rPr>
-        <w:t>Solution: Ebola spreads through contact with body fluids, so strict contact and droplet precautions with full PPE—gown, gloves, mask, eye protection—are required. Standard precautions alone are insufficient.</w:t>
+        <w:t xml:space="preserve">Answer: c</w:t>
       </w:r>
     </w:p>
     <w:p>
-      <w:pPr>
-        <w:spacing w:after="0" w:before="0"/>
-      </w:pPr>
       <w:r>
-        <w:rPr>
-          <w:b w:val="0"/>
-          <w:i w:val="0"/>
-          <w:sz w:val="20"/>
-        </w:rPr>
-        <w:t>Positive Marks: 1</w:t>
+        <w:t xml:space="preserve">Solution: Influenza spreads by large droplets requiring droplet precautions; TB, chickenpox, and measles are airborne.</w:t>
       </w:r>
     </w:p>
     <w:p>
-      <w:pPr>
-        <w:spacing w:after="160" w:before="0"/>
-      </w:pPr>
       <w:r>
-        <w:rPr>
-          <w:b w:val="0"/>
-          <w:i w:val="0"/>
-          <w:sz w:val="20"/>
-        </w:rPr>
-        <w:t>Negative Marks: 0.25</w:t>
+        <w:t xml:space="preserve">Positive Marks: 1</w:t>
       </w:r>
     </w:p>
     <w:p>
-      <w:pPr>
-        <w:spacing w:after="40" w:before="120"/>
-      </w:pPr>
       <w:r>
-        <w:rPr>
-          <w:b w:val="0"/>
-          <w:i w:val="0"/>
-          <w:sz w:val="22"/>
-        </w:rPr>
-        <w:t>Question: Which is the correct care for a client with an external fixator after a fracture?</w:t>
+        <w:t xml:space="preserve">Negative Marks: 0.25</w:t>
       </w:r>
     </w:p>
     <w:p>
-      <w:pPr>
-        <w:spacing w:after="0" w:before="0"/>
-      </w:pPr>
       <w:r>
-        <w:rPr>
-          <w:b w:val="0"/>
-          <w:i w:val="0"/>
-          <w:sz w:val="22"/>
-        </w:rPr>
-        <w:t>(a) Clean the pin sites daily and report redness, drainage, or loosening</w:t>
+        <w:t xml:space="preserve"/>
       </w:r>
     </w:p>
     <w:p>
-      <w:pPr>
-        <w:spacing w:after="0" w:before="0"/>
-      </w:pPr>
       <w:r>
-        <w:rPr>
-          <w:b w:val="0"/>
-          <w:i w:val="0"/>
-          <w:sz w:val="22"/>
-        </w:rPr>
-        <w:t>(b) Keep the pin sites covered and never clean them</w:t>
+        <w:t xml:space="preserve">Question: Late decelerations on the fetal monitor indicate:</w:t>
       </w:r>
     </w:p>
     <w:p>
-      <w:pPr>
-        <w:spacing w:after="0" w:before="0"/>
-      </w:pPr>
       <w:r>
-        <w:rPr>
-          <w:b w:val="0"/>
-          <w:i w:val="0"/>
-          <w:sz w:val="22"/>
-        </w:rPr>
-        <w:t>(c) Remove the fixator pins if they become loose</w:t>
+        <w:t xml:space="preserve">(a) Uteroplacental insufficiency</w:t>
       </w:r>
     </w:p>
     <w:p>
-      <w:pPr>
-        <w:spacing w:after="0" w:before="0"/>
-      </w:pPr>
       <w:r>
-        <w:rPr>
-          <w:b w:val="0"/>
-          <w:i w:val="0"/>
-          <w:sz w:val="22"/>
-        </w:rPr>
-        <w:t>(d) Immobilise the whole limb in a plaster cast</w:t>
+        <w:t xml:space="preserve">(b) Normal fetal status</w:t>
       </w:r>
     </w:p>
     <w:p>
-      <w:pPr>
-        <w:spacing w:after="0" w:before="40"/>
-      </w:pPr>
       <w:r>
-        <w:rPr>
-          <w:b/>
-          <w:i w:val="0"/>
-          <w:sz w:val="22"/>
-        </w:rPr>
-        <w:t>Answer: a</w:t>
+        <w:t xml:space="preserve">(c) Head compression</w:t>
       </w:r>
     </w:p>
     <w:p>
-      <w:pPr>
-        <w:spacing w:after="0" w:before="0"/>
-      </w:pPr>
       <w:r>
-        <w:rPr>
-          <w:b w:val="0"/>
-          <w:i w:val="0"/>
-          <w:sz w:val="21"/>
-        </w:rPr>
-        <w:t>Solution: External fixator pin sites are cleaned daily and monitored for infection—redness, drainage, loosening, or pain must be reported. Loose pins (c) are an orthopaedic emergency, not removed by the nurse, and a cast (d) is not used with an external fixator.</w:t>
+        <w:t xml:space="preserve">(d) Fetal sleep</w:t>
       </w:r>
     </w:p>
     <w:p>
-      <w:pPr>
-        <w:spacing w:after="0" w:before="0"/>
-      </w:pPr>
       <w:r>
-        <w:rPr>
-          <w:b w:val="0"/>
-          <w:i w:val="0"/>
-          <w:sz w:val="20"/>
-        </w:rPr>
-        <w:t>Positive Marks: 1</w:t>
+        <w:t xml:space="preserve">Answer: a</w:t>
       </w:r>
     </w:p>
     <w:p>
-      <w:pPr>
-        <w:spacing w:after="160" w:before="0"/>
-      </w:pPr>
       <w:r>
-        <w:rPr>
-          <w:b w:val="0"/>
-          <w:i w:val="0"/>
-          <w:sz w:val="20"/>
-        </w:rPr>
-        <w:t>Negative Marks: 0.25</w:t>
+        <w:t xml:space="preserve">Solution: Late decelerations follow the contraction peak and indicate reduced placental oxygen transfer — the nurse repositions the mother and notifies the provider.</w:t>
       </w:r>
     </w:p>
     <w:p>
-      <w:pPr>
-        <w:spacing w:after="40" w:before="120"/>
-      </w:pPr>
       <w:r>
-        <w:rPr>
-          <w:b w:val="0"/>
-          <w:i w:val="0"/>
-          <w:sz w:val="22"/>
-        </w:rPr>
-        <w:t>Question: A client who had a hip fracture six months ago develops increasing hip pain and difficulty bearing weight. X-ray shows collapse of the femoral head. Which complication is most likely?</w:t>
+        <w:t xml:space="preserve">Positive Marks: 1</w:t>
       </w:r>
     </w:p>
     <w:p>
-      <w:pPr>
-        <w:spacing w:after="0" w:before="0"/>
-      </w:pPr>
       <w:r>
-        <w:rPr>
-          <w:b w:val="0"/>
-          <w:i w:val="0"/>
-          <w:sz w:val="22"/>
-        </w:rPr>
-        <w:t>(a) Avascular necrosis</w:t>
+        <w:t xml:space="preserve">Negative Marks: 0.25</w:t>
       </w:r>
     </w:p>
     <w:p>
-      <w:pPr>
-        <w:spacing w:after="0" w:before="0"/>
-      </w:pPr>
       <w:r>
-        <w:rPr>
-          <w:b w:val="0"/>
-          <w:i w:val="0"/>
-          <w:sz w:val="22"/>
-        </w:rPr>
-        <w:t>(b) Osteomyelitis</w:t>
+        <w:t xml:space="preserve"/>
       </w:r>
     </w:p>
     <w:p>
-      <w:pPr>
-        <w:spacing w:after="0" w:before="0"/>
-      </w:pPr>
       <w:r>
-        <w:rPr>
-          <w:b w:val="0"/>
-          <w:i w:val="0"/>
-          <w:sz w:val="22"/>
-        </w:rPr>
-        <w:t>(c) Septic arthritis</w:t>
+        <w:t xml:space="preserve">Question: Thalassemia is:</w:t>
       </w:r>
     </w:p>
     <w:p>
-      <w:pPr>
-        <w:spacing w:after="0" w:before="0"/>
-      </w:pPr>
       <w:r>
-        <w:rPr>
-          <w:b w:val="0"/>
-          <w:i w:val="0"/>
-          <w:sz w:val="22"/>
-        </w:rPr>
-        <w:t>(d) Fat embolism</w:t>
+        <w:t xml:space="preserve">(a) An infectious disease</w:t>
       </w:r>
     </w:p>
     <w:p>
-      <w:pPr>
-        <w:spacing w:after="0" w:before="40"/>
-      </w:pPr>
       <w:r>
-        <w:rPr>
-          <w:b/>
-          <w:i w:val="0"/>
-          <w:sz w:val="22"/>
-        </w:rPr>
-        <w:t>Answer: a</w:t>
+        <w:t xml:space="preserve">(b) A vitamin deficiency</w:t>
       </w:r>
     </w:p>
     <w:p>
-      <w:pPr>
-        <w:spacing w:after="0" w:before="0"/>
-      </w:pPr>
       <w:r>
-        <w:rPr>
-          <w:b w:val="0"/>
-          <w:i w:val="0"/>
-          <w:sz w:val="21"/>
-        </w:rPr>
-        <w:t>Solution: Avascular necrosis (osteonecrosis) of the femoral head follows disruption of its blood supply after hip fracture or dislocation, causing progressive pain and collapse. Fat embolism (d) occurs acutely within days, and the others have different features.</w:t>
+        <w:t xml:space="preserve">(c) A fracture</w:t>
       </w:r>
     </w:p>
     <w:p>
-      <w:pPr>
-        <w:spacing w:after="0" w:before="0"/>
-      </w:pPr>
       <w:r>
-        <w:rPr>
-          <w:b w:val="0"/>
-          <w:i w:val="0"/>
-          <w:sz w:val="20"/>
-        </w:rPr>
-        <w:t>Positive Marks: 1</w:t>
+        <w:t xml:space="preserve">(d) An inherited hemoglobin disorder</w:t>
       </w:r>
     </w:p>
     <w:p>
-      <w:pPr>
-        <w:spacing w:after="160" w:before="0"/>
-      </w:pPr>
       <w:r>
-        <w:rPr>
-          <w:b w:val="0"/>
-          <w:i w:val="0"/>
-          <w:sz w:val="20"/>
-        </w:rPr>
-        <w:t>Negative Marks: 0.25</w:t>
+        <w:t xml:space="preserve">Answer: d</w:t>
       </w:r>
     </w:p>
     <w:p>
-      <w:pPr>
-        <w:spacing w:after="40" w:before="120"/>
-      </w:pPr>
       <w:r>
-        <w:rPr>
-          <w:b w:val="0"/>
-          <w:i w:val="0"/>
-          <w:sz w:val="22"/>
-        </w:rPr>
-        <w:t>Question: Which is correct when teaching isometric exercises to a client?</w:t>
+        <w:t xml:space="preserve">Solution: Thalassemia is an inherited defect in hemoglobin synthesis causing chronic anemia; carrier screening and genetic counseling help prevent it.</w:t>
       </w:r>
     </w:p>
     <w:p>
-      <w:pPr>
-        <w:spacing w:after="0" w:before="0"/>
-      </w:pPr>
       <w:r>
-        <w:rPr>
-          <w:b w:val="0"/>
-          <w:i w:val="0"/>
-          <w:sz w:val="22"/>
-        </w:rPr>
-        <w:t>(a) Tighten the muscle without moving the joint and hold for several seconds</w:t>
+        <w:t xml:space="preserve">Positive Marks: 1</w:t>
       </w:r>
     </w:p>
     <w:p>
-      <w:pPr>
-        <w:spacing w:after="0" w:before="0"/>
-      </w:pPr>
       <w:r>
-        <w:rPr>
-          <w:b w:val="0"/>
-          <w:i w:val="0"/>
-          <w:sz w:val="22"/>
-        </w:rPr>
-        <w:t>(b) Move the joint through its full range repeatedly</w:t>
+        <w:t xml:space="preserve">Negative Marks: 0.25</w:t>
       </w:r>
     </w:p>
     <w:p>
-      <w:pPr>
-        <w:spacing w:after="0" w:before="0"/>
-      </w:pPr>
       <w:r>
-        <w:rPr>
-          <w:b w:val="0"/>
-          <w:i w:val="0"/>
-          <w:sz w:val="22"/>
-        </w:rPr>
-        <w:t>(c) Use heavy weights for 30 minutes</w:t>
+        <w:t xml:space="preserve"/>
       </w:r>
     </w:p>
     <w:p>
-      <w:pPr>
-        <w:spacing w:after="0" w:before="0"/>
-      </w:pPr>
       <w:r>
-        <w:rPr>
-          <w:b w:val="0"/>
-          <w:i w:val="0"/>
-          <w:sz w:val="22"/>
-        </w:rPr>
-        <w:t>(d) Hold the breath while straining</w:t>
+        <w:t xml:space="preserve">Question: A key nursing role in long-term antipsychotic therapy is:</w:t>
       </w:r>
     </w:p>
     <w:p>
-      <w:pPr>
-        <w:spacing w:after="0" w:before="40"/>
-      </w:pPr>
       <w:r>
-        <w:rPr>
-          <w:b/>
-          <w:i w:val="0"/>
-          <w:sz w:val="22"/>
-        </w:rPr>
-        <w:t>Answer: a</w:t>
+        <w:t xml:space="preserve">(a) Stopping the drug when symptoms improve</w:t>
       </w:r>
     </w:p>
     <w:p>
-      <w:pPr>
-        <w:spacing w:after="0" w:before="0"/>
-      </w:pPr>
       <w:r>
-        <w:rPr>
-          <w:b w:val="0"/>
-          <w:i w:val="0"/>
-          <w:sz w:val="21"/>
-        </w:rPr>
-        <w:t>Solution: Isometric exercises contract muscles without joint movement—tightening and holding—which builds strength safely when joint motion is limited. Moving the joint (b) is isotonic, and heavy weights or breath-holding (c, d) are unsafe.</w:t>
+        <w:t xml:space="preserve">(b) Monitoring side effects and promoting adherence</w:t>
       </w:r>
     </w:p>
     <w:p>
-      <w:pPr>
-        <w:spacing w:after="0" w:before="0"/>
-      </w:pPr>
       <w:r>
-        <w:rPr>
-          <w:b w:val="0"/>
-          <w:i w:val="0"/>
-          <w:sz w:val="20"/>
-        </w:rPr>
-        <w:t>Positive Marks: 1</w:t>
+        <w:t xml:space="preserve">(c) Doubling the dose independently</w:t>
       </w:r>
     </w:p>
     <w:p>
-      <w:pPr>
-        <w:spacing w:after="160" w:before="0"/>
-      </w:pPr>
       <w:r>
-        <w:rPr>
-          <w:b w:val="0"/>
-          <w:i w:val="0"/>
-          <w:sz w:val="20"/>
-        </w:rPr>
-        <w:t>Negative Marks: 0.25</w:t>
+        <w:t xml:space="preserve">(d) Avoiding all laboratory tests</w:t>
       </w:r>
     </w:p>
     <w:p>
-      <w:pPr>
-        <w:spacing w:after="40" w:before="120"/>
-      </w:pPr>
       <w:r>
-        <w:rPr>
-          <w:b w:val="0"/>
-          <w:i w:val="0"/>
-          <w:sz w:val="22"/>
-        </w:rPr>
-        <w:t>Question: The Trendelenburg position is most useful for:</w:t>
+        <w:t xml:space="preserve">Answer: b</w:t>
       </w:r>
     </w:p>
     <w:p>
-      <w:pPr>
-        <w:spacing w:after="0" w:before="0"/>
-      </w:pPr>
       <w:r>
-        <w:rPr>
-          <w:b w:val="0"/>
-          <w:i w:val="0"/>
-          <w:sz w:val="22"/>
-        </w:rPr>
-        <w:t>(a) Promoting venous return and postural drainage in selected clients</w:t>
+        <w:t xml:space="preserve">Solution: Antipsychotics need continued use and monitoring for side effects (EPS, metabolic changes); the nurse supports adherence and reports problems.</w:t>
       </w:r>
     </w:p>
     <w:p>
-      <w:pPr>
-        <w:spacing w:after="0" w:before="0"/>
-      </w:pPr>
       <w:r>
-        <w:rPr>
-          <w:b w:val="0"/>
-          <w:i w:val="0"/>
-          <w:sz w:val="22"/>
-        </w:rPr>
-        <w:t>(b) Measuring blood pressure accurately</w:t>
+        <w:t xml:space="preserve">Positive Marks: 1</w:t>
       </w:r>
     </w:p>
     <w:p>
-      <w:pPr>
-        <w:spacing w:after="0" w:before="0"/>
-      </w:pPr>
       <w:r>
-        <w:rPr>
-          <w:b w:val="0"/>
-          <w:i w:val="0"/>
-          <w:sz w:val="22"/>
-        </w:rPr>
-        <w:t>(c) Feeding a client safely</w:t>
+        <w:t xml:space="preserve">Negative Marks: 0.25</w:t>
       </w:r>
     </w:p>
     <w:p>
-      <w:pPr>
-        <w:spacing w:after="0" w:before="0"/>
-      </w:pPr>
       <w:r>
-        <w:rPr>
-          <w:b w:val="0"/>
-          <w:i w:val="0"/>
-          <w:sz w:val="22"/>
-        </w:rPr>
-        <w:t>(d) Measuring height</w:t>
+        <w:t xml:space="preserve"/>
       </w:r>
     </w:p>
     <w:p>
-      <w:pPr>
-        <w:spacing w:after="0" w:before="40"/>
-      </w:pPr>
       <w:r>
-        <w:rPr>
-          <w:b/>
-          <w:i w:val="0"/>
-          <w:sz w:val="22"/>
-        </w:rPr>
-        <w:t>Answer: a</w:t>
+        <w:t xml:space="preserve">Question: The epidemiological triad consists of:</w:t>
       </w:r>
     </w:p>
     <w:p>
-      <w:pPr>
-        <w:spacing w:after="0" w:before="0"/>
-      </w:pPr>
       <w:r>
-        <w:rPr>
-          <w:b w:val="0"/>
-          <w:i w:val="0"/>
-          <w:sz w:val="21"/>
-        </w:rPr>
-        <w:t>Solution: Trendelenburg position (head down, feet up) promotes venous return in hypotension and aids postural drainage. It is not used for BP measurement (b), feeding (c), or height (d).</w:t>
+        <w:t xml:space="preserve">(a) Doctor, nurse, and patient</w:t>
       </w:r>
     </w:p>
     <w:p>
-      <w:pPr>
-        <w:spacing w:after="0" w:before="0"/>
-      </w:pPr>
       <w:r>
-        <w:rPr>
-          <w:b w:val="0"/>
-          <w:i w:val="0"/>
-          <w:sz w:val="20"/>
-        </w:rPr>
-        <w:t>Positive Marks: 1</w:t>
+        <w:t xml:space="preserve">(b) Bacteria, virus, and fungus</w:t>
       </w:r>
     </w:p>
     <w:p>
-      <w:pPr>
-        <w:spacing w:after="160" w:before="0"/>
-      </w:pPr>
       <w:r>
-        <w:rPr>
-          <w:b w:val="0"/>
-          <w:i w:val="0"/>
-          <w:sz w:val="20"/>
-        </w:rPr>
-        <w:t>Negative Marks: 0.25</w:t>
+        <w:t xml:space="preserve">(c) Agent, host, and environment</w:t>
       </w:r>
     </w:p>
     <w:p>
-      <w:pPr>
-        <w:spacing w:after="40" w:before="120"/>
-      </w:pPr>
       <w:r>
-        <w:rPr>
-          <w:b w:val="0"/>
-          <w:i w:val="0"/>
-          <w:sz w:val="22"/>
-        </w:rPr>
-        <w:t>Question: Which instruction is correct for breast self-examination (BSE)?</w:t>
+        <w:t xml:space="preserve">(d) Air, water, and food</w:t>
       </w:r>
     </w:p>
     <w:p>
-      <w:pPr>
-        <w:spacing w:after="0" w:before="0"/>
-      </w:pPr>
       <w:r>
-        <w:rPr>
-          <w:b w:val="0"/>
-          <w:i w:val="0"/>
-          <w:sz w:val="22"/>
-        </w:rPr>
-        <w:t>(a) Examine the breasts about 3-5 days after the menstrual period starts in menstruating women</w:t>
+        <w:t xml:space="preserve">Answer: c</w:t>
       </w:r>
     </w:p>
     <w:p>
-      <w:pPr>
-        <w:spacing w:after="0" w:before="0"/>
-      </w:pPr>
       <w:r>
-        <w:rPr>
-          <w:b w:val="0"/>
-          <w:i w:val="0"/>
-          <w:sz w:val="22"/>
-        </w:rPr>
-        <w:t>(b) Examine the breasts only during menstruation</w:t>
+        <w:t xml:space="preserve">Solution: Disease results from the interaction of an agent, a susceptible host, and the environment — the epidemiological triad.</w:t>
       </w:r>
     </w:p>
     <w:p>
-      <w:pPr>
-        <w:spacing w:after="0" w:before="0"/>
-      </w:pPr>
       <w:r>
-        <w:rPr>
-          <w:b w:val="0"/>
-          <w:i w:val="0"/>
-          <w:sz w:val="22"/>
-        </w:rPr>
-        <w:t>(c) Skip the armpit area during the examination</w:t>
+        <w:t xml:space="preserve">Positive Marks: 1</w:t>
       </w:r>
     </w:p>
     <w:p>
-      <w:pPr>
-        <w:spacing w:after="0" w:before="0"/>
-      </w:pPr>
       <w:r>
-        <w:rPr>
-          <w:b w:val="0"/>
-          <w:i w:val="0"/>
-          <w:sz w:val="22"/>
-        </w:rPr>
-        <w:t>(d) Use only the palm, not the fingertips, for palpation</w:t>
+        <w:t xml:space="preserve">Negative Marks: 0.25</w:t>
       </w:r>
     </w:p>
     <w:p>
-      <w:pPr>
-        <w:spacing w:after="0" w:before="40"/>
-      </w:pPr>
       <w:r>
-        <w:rPr>
-          <w:b/>
-          <w:i w:val="0"/>
-          <w:sz w:val="22"/>
-        </w:rPr>
-        <w:t>Answer: a</w:t>
+        <w:t xml:space="preserve"/>
       </w:r>
     </w:p>
     <w:p>
-      <w:pPr>
-        <w:spacing w:after="0" w:before="0"/>
-      </w:pPr>
       <w:r>
-        <w:rPr>
-          <w:b w:val="0"/>
-          <w:i w:val="0"/>
-          <w:sz w:val="21"/>
-        </w:rPr>
-        <w:t>Solution: BSE is best done about 3-5 days after menses begins, when the breasts are least nodular; it includes the armpit (axillary tail) and uses the pads of the fingers in a systematic pattern. The other instructions are incorrect.</w:t>
+        <w:t xml:space="preserve">Question: Dopamine is used in shock primarily to:</w:t>
       </w:r>
     </w:p>
     <w:p>
-      <w:pPr>
-        <w:spacing w:after="0" w:before="0"/>
-      </w:pPr>
       <w:r>
-        <w:rPr>
-          <w:b w:val="0"/>
-          <w:i w:val="0"/>
-          <w:sz w:val="20"/>
-        </w:rPr>
-        <w:t>Positive Marks: 1</w:t>
+        <w:t xml:space="preserve">(a) Increase blood pressure and cardiac output</w:t>
       </w:r>
     </w:p>
     <w:p>
-      <w:pPr>
-        <w:spacing w:after="160" w:before="0"/>
-      </w:pPr>
       <w:r>
-        <w:rPr>
-          <w:b w:val="0"/>
-          <w:i w:val="0"/>
-          <w:sz w:val="20"/>
-        </w:rPr>
-        <w:t>Negative Marks: 0.25</w:t>
+        <w:t xml:space="preserve">(b) Lower blood pressure</w:t>
       </w:r>
     </w:p>
     <w:p>
-      <w:pPr>
-        <w:spacing w:after="40" w:before="120"/>
-      </w:pPr>
       <w:r>
-        <w:rPr>
-          <w:b w:val="0"/>
-          <w:i w:val="0"/>
-          <w:sz w:val="22"/>
-        </w:rPr>
-        <w:t>Question: A couple planning a pregnancy asks when they should start folic acid supplementation. The nurse should advise starting:</w:t>
+        <w:t xml:space="preserve">(c) Cause sedation</w:t>
       </w:r>
     </w:p>
     <w:p>
-      <w:pPr>
-        <w:spacing w:after="0" w:before="0"/>
-      </w:pPr>
       <w:r>
-        <w:rPr>
-          <w:b w:val="0"/>
-          <w:i w:val="0"/>
-          <w:sz w:val="22"/>
-        </w:rPr>
-        <w:t>(a) At least 3 months before conception</w:t>
+        <w:t xml:space="preserve">(d) Reduce urine output</w:t>
       </w:r>
     </w:p>
     <w:p>
-      <w:pPr>
-        <w:spacing w:after="0" w:before="0"/>
-      </w:pPr>
       <w:r>
-        <w:rPr>
-          <w:b w:val="0"/>
-          <w:i w:val="0"/>
-          <w:sz w:val="22"/>
-        </w:rPr>
-        <w:t>(b) After conception is confirmed</w:t>
+        <w:t xml:space="preserve">Answer: a</w:t>
       </w:r>
     </w:p>
     <w:p>
-      <w:pPr>
-        <w:spacing w:after="0" w:before="0"/>
-      </w:pPr>
       <w:r>
-        <w:rPr>
-          <w:b w:val="0"/>
-          <w:i w:val="0"/>
-          <w:sz w:val="22"/>
-        </w:rPr>
-        <w:t>(c) Only during the third trimester</w:t>
+        <w:t xml:space="preserve">Solution: At low-to-moderate doses dopamine raises blood pressure and improves renal blood flow, supporting perfusion in shock.</w:t>
       </w:r>
     </w:p>
     <w:p>
-      <w:pPr>
-        <w:spacing w:after="0" w:before="0"/>
-      </w:pPr>
       <w:r>
-        <w:rPr>
-          <w:b w:val="0"/>
-          <w:i w:val="0"/>
-          <w:sz w:val="22"/>
-        </w:rPr>
-        <w:t>(d) After the first prenatal visit in the second trimester</w:t>
+        <w:t xml:space="preserve">Positive Marks: 1</w:t>
       </w:r>
     </w:p>
     <w:p>
-      <w:pPr>
-        <w:spacing w:after="0" w:before="40"/>
-      </w:pPr>
       <w:r>
-        <w:rPr>
-          <w:b/>
-          <w:i w:val="0"/>
-          <w:sz w:val="22"/>
-        </w:rPr>
-        <w:t>Answer: a</w:t>
+        <w:t xml:space="preserve">Negative Marks: 0.25</w:t>
       </w:r>
     </w:p>
     <w:p>
-      <w:pPr>
-        <w:spacing w:after="0" w:before="0"/>
-      </w:pPr>
       <w:r>
-        <w:rPr>
-          <w:b w:val="0"/>
-          <w:i w:val="0"/>
-          <w:sz w:val="21"/>
-        </w:rPr>
-        <w:t>Solution: Folic acid should be started at least 1-3 months before conception and continued through the first trimester to prevent neural tube defects, since the neural tube closes in the first weeks of pregnancy. Starting later (b, c, d) is too late for maximum benefit.</w:t>
+        <w:t xml:space="preserve"/>
       </w:r>
     </w:p>
     <w:p>
-      <w:pPr>
-        <w:spacing w:after="0" w:before="0"/>
-      </w:pPr>
       <w:r>
-        <w:rPr>
-          <w:b w:val="0"/>
-          <w:i w:val="0"/>
-          <w:sz w:val="20"/>
-        </w:rPr>
-        <w:t>Positive Marks: 1</w:t>
+        <w:t xml:space="preserve">Question: The largest artery in the body is the:</w:t>
       </w:r>
     </w:p>
     <w:p>
-      <w:pPr>
-        <w:spacing w:after="160" w:before="0"/>
-      </w:pPr>
       <w:r>
-        <w:rPr>
-          <w:b w:val="0"/>
-          <w:i w:val="0"/>
-          <w:sz w:val="20"/>
-        </w:rPr>
-        <w:t>Negative Marks: 0.25</w:t>
+        <w:t xml:space="preserve">(a) Pulmonary artery</w:t>
       </w:r>
     </w:p>
     <w:p>
-      <w:pPr>
-        <w:spacing w:after="40" w:before="120"/>
-      </w:pPr>
       <w:r>
-        <w:rPr>
-          <w:b w:val="0"/>
-          <w:i w:val="0"/>
-          <w:sz w:val="22"/>
-        </w:rPr>
-        <w:t>Question: A psychiatric client is becoming increasingly agitated and loud. Which is the best initial de-escalation technique?</w:t>
+        <w:t xml:space="preserve">(b) Carotid artery</w:t>
       </w:r>
     </w:p>
     <w:p>
-      <w:pPr>
-        <w:spacing w:after="0" w:before="0"/>
-      </w:pPr>
       <w:r>
-        <w:rPr>
-          <w:b w:val="0"/>
-          <w:i w:val="0"/>
-          <w:sz w:val="22"/>
-        </w:rPr>
-        <w:t>(a) Use a calm voice, maintain personal space, and offer choices</w:t>
+        <w:t xml:space="preserve">(c) Femoral artery</w:t>
       </w:r>
     </w:p>
     <w:p>
-      <w:pPr>
-        <w:spacing w:after="0" w:before="0"/>
-      </w:pPr>
       <w:r>
-        <w:rPr>
-          <w:b w:val="0"/>
-          <w:i w:val="0"/>
-          <w:sz w:val="22"/>
-        </w:rPr>
-        <w:t>(b) Raise your voice to match the client's</w:t>
+        <w:t xml:space="preserve">(d) Aorta</w:t>
       </w:r>
     </w:p>
     <w:p>
-      <w:pPr>
-        <w:spacing w:after="0" w:before="0"/>
-      </w:pPr>
       <w:r>
-        <w:rPr>
-          <w:b w:val="0"/>
-          <w:i w:val="0"/>
-          <w:sz w:val="22"/>
-        </w:rPr>
-        <w:t>(c) Approach the client from behind</w:t>
+        <w:t xml:space="preserve">Answer: d</w:t>
       </w:r>
     </w:p>
     <w:p>
-      <w:pPr>
-        <w:spacing w:after="0" w:before="0"/>
-      </w:pPr>
       <w:r>
-        <w:rPr>
-          <w:b w:val="0"/>
-          <w:i w:val="0"/>
-          <w:sz w:val="22"/>
-        </w:rPr>
-        <w:t>(d) Threaten to restrain the client</w:t>
+        <w:t xml:space="preserve">Solution: The aorta carries blood from the left ventricle and is the largest artery; it branches to supply the whole body.</w:t>
       </w:r>
     </w:p>
     <w:p>
-      <w:pPr>
-        <w:spacing w:after="0" w:before="40"/>
-      </w:pPr>
       <w:r>
-        <w:rPr>
-          <w:b/>
-          <w:i w:val="0"/>
-          <w:sz w:val="22"/>
-        </w:rPr>
-        <w:t>Answer: a</w:t>
+        <w:t xml:space="preserve">Positive Marks: 1</w:t>
       </w:r>
     </w:p>
     <w:p>
-      <w:pPr>
-        <w:spacing w:after="0" w:before="0"/>
-      </w:pPr>
       <w:r>
-        <w:rPr>
-          <w:b w:val="0"/>
-          <w:i w:val="0"/>
-          <w:sz w:val="21"/>
-        </w:rPr>
-        <w:t>Solution: De-escalation uses a calm tone, respectful distance, and offering choices to reduce agitation. Raising the voice (b), approaching from behind (c), and threatening restraint (d) escalate the situation.</w:t>
+        <w:t xml:space="preserve">Negative Marks: 0.25</w:t>
       </w:r>
     </w:p>
     <w:p>
-      <w:pPr>
-        <w:spacing w:after="0" w:before="0"/>
-      </w:pPr>
       <w:r>
-        <w:rPr>
-          <w:b w:val="0"/>
-          <w:i w:val="0"/>
-          <w:sz w:val="20"/>
-        </w:rPr>
-        <w:t>Positive Marks: 1</w:t>
+        <w:t xml:space="preserve"/>
       </w:r>
     </w:p>
     <w:p>
-      <w:pPr>
-        <w:spacing w:after="160" w:before="0"/>
-      </w:pPr>
       <w:r>
-        <w:rPr>
-          <w:b w:val="0"/>
-          <w:i w:val="0"/>
-          <w:sz w:val="20"/>
-        </w:rPr>
-        <w:t>Negative Marks: 0.25</w:t>
+        <w:t xml:space="preserve">Question: IV fluid is prescribed at 100 ml/hour. Using a set delivering 20 drops/ml, the drip rate is:</w:t>
       </w:r>
     </w:p>
     <w:p>
-      <w:pPr>
-        <w:spacing w:after="40" w:before="120"/>
-      </w:pPr>
       <w:r>
-        <w:rPr>
-          <w:b w:val="0"/>
-          <w:i w:val="0"/>
-          <w:sz w:val="22"/>
-        </w:rPr>
-        <w:t>Question: A client with restless legs syndrome reports an irresistible urge to move the legs, worse at night. Which is a helpful non-drug measure?</w:t>
+        <w:t xml:space="preserve">(a) 100 drops/min</w:t>
       </w:r>
     </w:p>
     <w:p>
-      <w:pPr>
-        <w:spacing w:after="0" w:before="0"/>
-      </w:pPr>
       <w:r>
-        <w:rPr>
-          <w:b w:val="0"/>
-          <w:i w:val="0"/>
-          <w:sz w:val="22"/>
-        </w:rPr>
-        <w:t>(a) Regular moderate exercise, avoiding caffeine and alcohol in the evening</w:t>
+        <w:t xml:space="preserve">(b) 33 drops/min</w:t>
       </w:r>
     </w:p>
     <w:p>
-      <w:pPr>
-        <w:spacing w:after="0" w:before="0"/>
-      </w:pPr>
       <w:r>
-        <w:rPr>
-          <w:b w:val="0"/>
-          <w:i w:val="0"/>
-          <w:sz w:val="22"/>
-        </w:rPr>
-        <w:t>(b) Drinking coffee before bedtime</w:t>
+        <w:t xml:space="preserve">(c) 10 drops/min</w:t>
       </w:r>
     </w:p>
     <w:p>
-      <w:pPr>
-        <w:spacing w:after="0" w:before="0"/>
-      </w:pPr>
       <w:r>
-        <w:rPr>
-          <w:b w:val="0"/>
-          <w:i w:val="0"/>
-          <w:sz w:val="22"/>
-        </w:rPr>
-        <w:t>(c) Staying in bed despite the urge</w:t>
+        <w:t xml:space="preserve">(d) 50 drops/min</w:t>
       </w:r>
     </w:p>
     <w:p>
-      <w:pPr>
-        <w:spacing w:after="0" w:before="0"/>
-      </w:pPr>
       <w:r>
-        <w:rPr>
-          <w:b w:val="0"/>
-          <w:i w:val="0"/>
-          <w:sz w:val="22"/>
-        </w:rPr>
-        <w:t>(d) Taking long daytime naps</w:t>
+        <w:t xml:space="preserve">Answer: b</w:t>
       </w:r>
     </w:p>
     <w:p>
-      <w:pPr>
-        <w:spacing w:after="0" w:before="40"/>
-      </w:pPr>
       <w:r>
-        <w:rPr>
-          <w:b/>
-          <w:i w:val="0"/>
-          <w:sz w:val="22"/>
-        </w:rPr>
-        <w:t>Answer: a</w:t>
+        <w:t xml:space="preserve">Solution: (100 ml x 20 drops/ml) / 60 min = 2000/60 = 33 drops/min.</w:t>
       </w:r>
     </w:p>
     <w:p>
-      <w:pPr>
-        <w:spacing w:after="0" w:before="0"/>
-      </w:pPr>
       <w:r>
-        <w:rPr>
-          <w:b w:val="0"/>
-          <w:i w:val="0"/>
-          <w:sz w:val="21"/>
-        </w:rPr>
-        <w:t>Solution: Restless legs syndrome is helped by regular moderate exercise and avoiding caffeine, alcohol, and nicotine, especially in the evening. Caffeine (b) and daytime naps (d) worsen symptoms.</w:t>
+        <w:t xml:space="preserve">Positive Marks: 1</w:t>
       </w:r>
     </w:p>
     <w:p>
-      <w:pPr>
-        <w:spacing w:after="0" w:before="0"/>
-      </w:pPr>
       <w:r>
-        <w:rPr>
-          <w:b w:val="0"/>
-          <w:i w:val="0"/>
-          <w:sz w:val="20"/>
-        </w:rPr>
-        <w:t>Positive Marks: 1</w:t>
+        <w:t xml:space="preserve">Negative Marks: 0.25</w:t>
       </w:r>
     </w:p>
     <w:p>
-      <w:pPr>
-        <w:spacing w:after="160" w:before="0"/>
-      </w:pPr>
       <w:r>
-        <w:rPr>
-          <w:b w:val="0"/>
-          <w:i w:val="0"/>
-          <w:sz w:val="20"/>
-        </w:rPr>
-        <w:t>Negative Marks: 0.25</w:t>
+        <w:t xml:space="preserve"/>
       </w:r>
     </w:p>
     <w:p>
-      <w:pPr>
-        <w:spacing w:after="40" w:before="120"/>
-      </w:pPr>
       <w:r>
-        <w:rPr>
-          <w:b w:val="0"/>
-          <w:i w:val="0"/>
-          <w:sz w:val="22"/>
-        </w:rPr>
-        <w:t>Question: A nurse tells a client, 'You seem to be saying that you are afraid of the surgery.' This is an example of:</w:t>
+        <w:t xml:space="preserve">Question: A high-fiber diet is beneficial in diabetes because fiber:</w:t>
       </w:r>
     </w:p>
     <w:p>
-      <w:pPr>
-        <w:spacing w:after="0" w:before="0"/>
-      </w:pPr>
       <w:r>
-        <w:rPr>
-          <w:b w:val="0"/>
-          <w:i w:val="0"/>
-          <w:sz w:val="22"/>
-        </w:rPr>
-        <w:t>(a) Clarifying the client's message</w:t>
+        <w:t xml:space="preserve">(a) Raises blood glucose</w:t>
       </w:r>
     </w:p>
     <w:p>
-      <w:pPr>
-        <w:spacing w:after="0" w:before="0"/>
-      </w:pPr>
       <w:r>
-        <w:rPr>
-          <w:b w:val="0"/>
-          <w:i w:val="0"/>
-          <w:sz w:val="22"/>
-        </w:rPr>
-        <w:t>(b) Giving false reassurance</w:t>
+        <w:t xml:space="preserve">(b) Causes constipation</w:t>
       </w:r>
     </w:p>
     <w:p>
-      <w:pPr>
-        <w:spacing w:after="0" w:before="0"/>
-      </w:pPr>
       <w:r>
-        <w:rPr>
-          <w:b w:val="0"/>
-          <w:i w:val="0"/>
-          <w:sz w:val="22"/>
-        </w:rPr>
-        <w:t>(c) Changing the subject</w:t>
+        <w:t xml:space="preserve">(c) Slows glucose absorption</w:t>
       </w:r>
     </w:p>
     <w:p>
-      <w:pPr>
-        <w:spacing w:after="0" w:before="0"/>
-      </w:pPr>
       <w:r>
-        <w:rPr>
-          <w:b w:val="0"/>
-          <w:i w:val="0"/>
-          <w:sz w:val="22"/>
-        </w:rPr>
-        <w:t>(d) Giving an opinion</w:t>
+        <w:t xml:space="preserve">(d) Replaces insulin</w:t>
       </w:r>
     </w:p>
     <w:p>
-      <w:pPr>
-        <w:spacing w:after="0" w:before="40"/>
-      </w:pPr>
       <w:r>
-        <w:rPr>
-          <w:b/>
-          <w:i w:val="0"/>
-          <w:sz w:val="22"/>
-        </w:rPr>
-        <w:t>Answer: a</w:t>
+        <w:t xml:space="preserve">Answer: c</w:t>
       </w:r>
     </w:p>
     <w:p>
-      <w:pPr>
-        <w:spacing w:after="0" w:before="0"/>
-      </w:pPr>
       <w:r>
-        <w:rPr>
-          <w:b w:val="0"/>
-          <w:i w:val="0"/>
-          <w:sz w:val="21"/>
-        </w:rPr>
-        <w:t>Solution: Restating and checking understanding of the client's message is clarification, a therapeutic communication technique. The other options are nontherapeutic responses.</w:t>
+        <w:t xml:space="preserve">Solution: Soluble fiber delays gastric emptying and glucose absorption, smoothing post-meal blood glucose rises.</w:t>
       </w:r>
     </w:p>
     <w:p>
-      <w:pPr>
-        <w:spacing w:after="0" w:before="0"/>
-      </w:pPr>
       <w:r>
-        <w:rPr>
-          <w:b w:val="0"/>
-          <w:i w:val="0"/>
-          <w:sz w:val="20"/>
-        </w:rPr>
-        <w:t>Positive Marks: 1</w:t>
+        <w:t xml:space="preserve">Positive Marks: 1</w:t>
       </w:r>
     </w:p>
     <w:p>
-      <w:pPr>
-        <w:spacing w:after="160" w:before="0"/>
-      </w:pPr>
       <w:r>
-        <w:rPr>
-          <w:b w:val="0"/>
-          <w:i w:val="0"/>
-          <w:sz w:val="20"/>
-        </w:rPr>
-        <w:t>Negative Marks: 0.25</w:t>
+        <w:t xml:space="preserve">Negative Marks: 0.25</w:t>
       </w:r>
     </w:p>
     <w:p>
-      <w:pPr>
-        <w:spacing w:after="40" w:before="120"/>
-      </w:pPr>
       <w:r>
-        <w:rPr>
-          <w:b w:val="0"/>
-          <w:i w:val="0"/>
-          <w:sz w:val="22"/>
-        </w:rPr>
-        <w:t>Question: A child's weight and height are plotted on a growth chart and remain consistently at the 10th percentile. This indicates:</w:t>
+        <w:t xml:space="preserve">Question: The treatment of choice for a mature cataract is:</w:t>
       </w:r>
     </w:p>
     <w:p>
-      <w:pPr>
-        <w:spacing w:after="0" w:before="0"/>
-      </w:pPr>
       <w:r>
-        <w:rPr>
-          <w:b w:val="0"/>
-          <w:i w:val="0"/>
-          <w:sz w:val="22"/>
-        </w:rPr>
-        <w:t>(a) Consistent growth within normal limits for that child</w:t>
+        <w:t xml:space="preserve">(a) Surgical removal of the lens</w:t>
       </w:r>
     </w:p>
     <w:p>
-      <w:pPr>
-        <w:spacing w:after="0" w:before="0"/>
-      </w:pPr>
       <w:r>
-        <w:rPr>
-          <w:b w:val="0"/>
-          <w:i w:val="0"/>
-          <w:sz w:val="22"/>
-        </w:rPr>
-        <w:t>(b) Malnutrition requiring immediate hospitalisation</w:t>
+        <w:t xml:space="preserve">(b) Eye drops only</w:t>
       </w:r>
     </w:p>
     <w:p>
-      <w:pPr>
-        <w:spacing w:after="0" w:before="0"/>
-      </w:pPr>
       <w:r>
-        <w:rPr>
-          <w:b w:val="0"/>
-          <w:i w:val="0"/>
-          <w:sz w:val="22"/>
-        </w:rPr>
-        <w:t>(c) A growth hormone disorder</w:t>
+        <w:t xml:space="preserve">(c) Herbal remedies</w:t>
       </w:r>
     </w:p>
     <w:p>
-      <w:pPr>
-        <w:spacing w:after="0" w:before="0"/>
-      </w:pPr>
       <w:r>
-        <w:rPr>
-          <w:b w:val="0"/>
-          <w:i w:val="0"/>
-          <w:sz w:val="22"/>
-        </w:rPr>
-        <w:t>(d) The chart is incorrect</w:t>
+        <w:t xml:space="preserve">(d) Rest alone</w:t>
       </w:r>
     </w:p>
     <w:p>
-      <w:pPr>
-        <w:spacing w:after="0" w:before="40"/>
-      </w:pPr>
       <w:r>
-        <w:rPr>
-          <w:b/>
-          <w:i w:val="0"/>
-          <w:sz w:val="22"/>
-        </w:rPr>
-        <w:t>Answer: a</w:t>
+        <w:t xml:space="preserve">Answer: a</w:t>
       </w:r>
     </w:p>
     <w:p>
-      <w:pPr>
-        <w:spacing w:after="0" w:before="0"/>
-      </w:pPr>
       <w:r>
-        <w:rPr>
-          <w:b w:val="0"/>
-          <w:i w:val="0"/>
-          <w:sz w:val="21"/>
-        </w:rPr>
-        <w:t>Solution: A child who tracks along a percentile (even a low one) is growing consistently, which is normal for that child. Falling across percentiles or crossing lines (b) is the warning sign, not a stable low percentile.</w:t>
+        <w:t xml:space="preserve">Solution: A mature cataract is removed surgically (phacoemulsification or extracapsular extraction) with lens implantation; no drops cure it.</w:t>
       </w:r>
     </w:p>
     <w:p>
-      <w:pPr>
-        <w:spacing w:after="0" w:before="0"/>
-      </w:pPr>
       <w:r>
-        <w:rPr>
-          <w:b w:val="0"/>
-          <w:i w:val="0"/>
-          <w:sz w:val="20"/>
-        </w:rPr>
-        <w:t>Positive Marks: 1</w:t>
+        <w:t xml:space="preserve">Positive Marks: 1</w:t>
       </w:r>
     </w:p>
     <w:p>
-      <w:pPr>
-        <w:spacing w:after="160" w:before="0"/>
-      </w:pPr>
       <w:r>
-        <w:rPr>
-          <w:b w:val="0"/>
-          <w:i w:val="0"/>
-          <w:sz w:val="20"/>
-        </w:rPr>
-        <w:t>Negative Marks: 0.25</w:t>
+        <w:t xml:space="preserve">Negative Marks: 0.25</w:t>
       </w:r>
     </w:p>
     <w:p>
-      <w:pPr>
-        <w:spacing w:after="40" w:before="120"/>
-      </w:pPr>
       <w:r>
-        <w:rPr>
-          <w:b w:val="0"/>
-          <w:i w:val="0"/>
-          <w:sz w:val="22"/>
-        </w:rPr>
-        <w:t>Question: A newborn has an omphalocele, with abdominal contents protruding through the umbilicus covered by a membrane. Which is the priority immediate care?</w:t>
+        <w:t xml:space="preserve"/>
       </w:r>
     </w:p>
     <w:p>
-      <w:pPr>
-        <w:spacing w:after="0" w:before="0"/>
-      </w:pPr>
       <w:r>
-        <w:rPr>
-          <w:b w:val="0"/>
-          <w:i w:val="0"/>
-          <w:sz w:val="22"/>
-        </w:rPr>
-        <w:t>(a) Cover the sac with sterile saline-soaked gauze and keep the infant warm</w:t>
+        <w:t xml:space="preserve">Question: Pediculosis (head lice) is treated with:</w:t>
       </w:r>
     </w:p>
     <w:p>
-      <w:pPr>
-        <w:spacing w:after="0" w:before="0"/>
-      </w:pPr>
       <w:r>
-        <w:rPr>
-          <w:b w:val="0"/>
-          <w:i w:val="0"/>
-          <w:sz w:val="22"/>
-        </w:rPr>
-        <w:t>(b) Apply a dry dressing and place the infant prone</w:t>
+        <w:t xml:space="preserve">(a) Antibiotics</w:t>
       </w:r>
     </w:p>
     <w:p>
-      <w:pPr>
-        <w:spacing w:after="0" w:before="0"/>
-      </w:pPr>
       <w:r>
-        <w:rPr>
-          <w:b w:val="0"/>
-          <w:i w:val="0"/>
-          <w:sz w:val="22"/>
-        </w:rPr>
-        <w:t>(c) Attempt to push the contents back</w:t>
+        <w:t xml:space="preserve">(b) Steroids</w:t>
       </w:r>
     </w:p>
     <w:p>
-      <w:pPr>
-        <w:spacing w:after="0" w:before="0"/>
-      </w:pPr>
       <w:r>
-        <w:rPr>
-          <w:b w:val="0"/>
-          <w:i w:val="0"/>
-          <w:sz w:val="22"/>
-        </w:rPr>
-        <w:t>(d) Feed the infant immediately</w:t>
+        <w:t xml:space="preserve">(c) Antacids</w:t>
       </w:r>
     </w:p>
     <w:p>
-      <w:pPr>
-        <w:spacing w:after="0" w:before="40"/>
-      </w:pPr>
       <w:r>
-        <w:rPr>
-          <w:b/>
-          <w:i w:val="0"/>
-          <w:sz w:val="22"/>
-        </w:rPr>
-        <w:t>Answer: a</w:t>
+        <w:t xml:space="preserve">(d) A pediculicide lotion and fine-tooth combing</w:t>
       </w:r>
     </w:p>
     <w:p>
-      <w:pPr>
-        <w:spacing w:after="0" w:before="0"/>
-      </w:pPr>
       <w:r>
-        <w:rPr>
-          <w:b w:val="0"/>
-          <w:i w:val="0"/>
-          <w:sz w:val="21"/>
-        </w:rPr>
-        <w:t>Solution: An omphalocele sac is covered with sterile saline-soaked gauze to keep it moist, and the infant is kept warm to prevent heat loss and infection; surgery follows. Pushing contents back (c) and immediate feeding (d) are contraindicated.</w:t>
+        <w:t xml:space="preserve">Answer: d</w:t>
       </w:r>
     </w:p>
     <w:p>
-      <w:pPr>
-        <w:spacing w:after="0" w:before="0"/>
-      </w:pPr>
       <w:r>
-        <w:rPr>
-          <w:b w:val="0"/>
-          <w:i w:val="0"/>
-          <w:sz w:val="20"/>
-        </w:rPr>
-        <w:t>Positive Marks: 1</w:t>
+        <w:t xml:space="preserve">Solution: Pediculicides (e.g., permethrin) kill lice and nits; fine-tooth combing removes eggs, and family contacts are treated too.</w:t>
       </w:r>
     </w:p>
     <w:p>
-      <w:pPr>
-        <w:spacing w:after="160" w:before="0"/>
-      </w:pPr>
       <w:r>
-        <w:rPr>
-          <w:b w:val="0"/>
-          <w:i w:val="0"/>
-          <w:sz w:val="20"/>
-        </w:rPr>
-        <w:t>Negative Marks: 0.25</w:t>
+        <w:t xml:space="preserve">Positive Marks: 1</w:t>
       </w:r>
     </w:p>
     <w:p>
-      <w:pPr>
-        <w:spacing w:after="40" w:before="120"/>
-      </w:pPr>
       <w:r>
-        <w:rPr>
-          <w:b w:val="0"/>
-          <w:i w:val="0"/>
-          <w:sz w:val="22"/>
-        </w:rPr>
-        <w:t>Question: A preschooler has started thumb sucking. Which is the most appropriate parental guidance?</w:t>
+        <w:t xml:space="preserve">Negative Marks: 0.25</w:t>
       </w:r>
     </w:p>
     <w:p>
-      <w:pPr>
-        <w:spacing w:after="0" w:before="0"/>
-      </w:pPr>
       <w:r>
-        <w:rPr>
-          <w:b w:val="0"/>
-          <w:i w:val="0"/>
-          <w:sz w:val="22"/>
-        </w:rPr>
-        <w:t>(a) Ignore the behaviour, as it usually resolves on its own</w:t>
+        <w:t xml:space="preserve"/>
       </w:r>
     </w:p>
     <w:p>
-      <w:pPr>
-        <w:spacing w:after="0" w:before="0"/>
-      </w:pPr>
       <w:r>
-        <w:rPr>
-          <w:b w:val="0"/>
-          <w:i w:val="0"/>
-          <w:sz w:val="22"/>
-        </w:rPr>
-        <w:t>(b) Punish the child each time the thumb is seen</w:t>
+        <w:t xml:space="preserve">Question: The Moro reflex in a newborn is elicited by:</w:t>
       </w:r>
     </w:p>
     <w:p>
-      <w:pPr>
-        <w:spacing w:after="0" w:before="0"/>
-      </w:pPr>
       <w:r>
-        <w:rPr>
-          <w:b w:val="0"/>
-          <w:i w:val="0"/>
-          <w:sz w:val="22"/>
-        </w:rPr>
-        <w:t>(c) Apply bitter solution to the thumb</w:t>
+        <w:t xml:space="preserve">(a) Stroking the cheek</w:t>
       </w:r>
     </w:p>
     <w:p>
-      <w:pPr>
-        <w:spacing w:after="0" w:before="0"/>
-      </w:pPr>
       <w:r>
-        <w:rPr>
-          <w:b w:val="0"/>
-          <w:i w:val="0"/>
-          <w:sz w:val="22"/>
-        </w:rPr>
-        <w:t>(d) Force the thumb out of the mouth at night</w:t>
+        <w:t xml:space="preserve">(b) A sudden change in head position</w:t>
       </w:r>
     </w:p>
     <w:p>
-      <w:pPr>
-        <w:spacing w:after="0" w:before="40"/>
-      </w:pPr>
       <w:r>
-        <w:rPr>
-          <w:b/>
-          <w:i w:val="0"/>
-          <w:sz w:val="22"/>
-        </w:rPr>
-        <w:t>Answer: a</w:t>
+        <w:t xml:space="preserve">(c) Touching the sole</w:t>
       </w:r>
     </w:p>
     <w:p>
-      <w:pPr>
-        <w:spacing w:after="0" w:before="0"/>
-      </w:pPr>
       <w:r>
-        <w:rPr>
-          <w:b w:val="0"/>
-          <w:i w:val="0"/>
-          <w:sz w:val="21"/>
-        </w:rPr>
-        <w:t>Solution: Thumb sucking in preschoolers is usually self-limiting and best handled by ignoring it and offering praise for not sucking; punishment and bitter solutions (b, c) create power struggles. Persistent sucking past school age may need gentle intervention.</w:t>
+        <w:t xml:space="preserve">(d) Shining a light</w:t>
       </w:r>
     </w:p>
     <w:p>
-      <w:pPr>
-        <w:spacing w:after="0" w:before="0"/>
-      </w:pPr>
       <w:r>
-        <w:rPr>
-          <w:b w:val="0"/>
-          <w:i w:val="0"/>
-          <w:sz w:val="20"/>
-        </w:rPr>
-        <w:t>Positive Marks: 1</w:t>
+        <w:t xml:space="preserve">Answer: b</w:t>
       </w:r>
     </w:p>
     <w:p>
-      <w:pPr>
-        <w:spacing w:after="160" w:before="0"/>
-      </w:pPr>
       <w:r>
-        <w:rPr>
-          <w:b w:val="0"/>
-          <w:i w:val="0"/>
-          <w:sz w:val="20"/>
-        </w:rPr>
-        <w:t>Negative Marks: 0.25</w:t>
+        <w:t xml:space="preserve">Solution: A sudden head drop or loud noise makes the newborn extend the arms and then bring them in (Moro reflex); it fades by 3-4 months.</w:t>
       </w:r>
     </w:p>
     <w:p>
-      <w:pPr>
-        <w:spacing w:after="40" w:before="120"/>
-      </w:pPr>
       <w:r>
-        <w:rPr>
-          <w:b w:val="0"/>
-          <w:i w:val="0"/>
-          <w:sz w:val="22"/>
-        </w:rPr>
-        <w:t>Question: A study measures exposure and outcome at the same point in time in a defined population. This design is a:</w:t>
+        <w:t xml:space="preserve">Positive Marks: 1</w:t>
       </w:r>
     </w:p>
     <w:p>
-      <w:pPr>
-        <w:spacing w:after="0" w:before="0"/>
-      </w:pPr>
       <w:r>
-        <w:rPr>
-          <w:b w:val="0"/>
-          <w:i w:val="0"/>
-          <w:sz w:val="22"/>
-        </w:rPr>
-        <w:t>(a) Cross-sectional study</w:t>
+        <w:t xml:space="preserve">Negative Marks: 0.25</w:t>
       </w:r>
     </w:p>
     <w:p>
-      <w:pPr>
-        <w:spacing w:after="0" w:before="0"/>
-      </w:pPr>
       <w:r>
-        <w:rPr>
-          <w:b w:val="0"/>
-          <w:i w:val="0"/>
-          <w:sz w:val="22"/>
-        </w:rPr>
-        <w:t>(b) Cohort study</w:t>
+        <w:t xml:space="preserve"/>
       </w:r>
     </w:p>
     <w:p>
-      <w:pPr>
-        <w:spacing w:after="0" w:before="0"/>
-      </w:pPr>
       <w:r>
-        <w:rPr>
-          <w:b w:val="0"/>
-          <w:i w:val="0"/>
-          <w:sz w:val="22"/>
-        </w:rPr>
-        <w:t>(c) Case-control study</w:t>
+        <w:t xml:space="preserve">Question: Nocturnal enuresis (bedwetting) in a 6-year-old is best managed by:</w:t>
       </w:r>
     </w:p>
     <w:p>
-      <w:pPr>
-        <w:spacing w:after="0" w:before="0"/>
-      </w:pPr>
       <w:r>
-        <w:rPr>
-          <w:b w:val="0"/>
-          <w:i w:val="0"/>
-          <w:sz w:val="22"/>
-        </w:rPr>
-        <w:t>(d) Randomised controlled trial</w:t>
+        <w:t xml:space="preserve">(a) Punishing the child</w:t>
       </w:r>
     </w:p>
     <w:p>
-      <w:pPr>
-        <w:spacing w:after="0" w:before="40"/>
-      </w:pPr>
       <w:r>
-        <w:rPr>
-          <w:b/>
-          <w:i w:val="0"/>
-          <w:sz w:val="22"/>
-        </w:rPr>
-        <w:t>Answer: a</w:t>
+        <w:t xml:space="preserve">(b) Restricting all fluids always</w:t>
       </w:r>
     </w:p>
     <w:p>
-      <w:pPr>
-        <w:spacing w:after="0" w:before="0"/>
-      </w:pPr>
       <w:r>
-        <w:rPr>
-          <w:b w:val="0"/>
-          <w:i w:val="0"/>
-          <w:sz w:val="21"/>
-        </w:rPr>
-        <w:t>Solution: A cross-sectional study assesses exposure and outcome simultaneously in a population at one point in time, measuring prevalence. Cohort (b) follows forward in time, case-control (c) looks backward, and RCT (d) is experimental.</w:t>
+        <w:t xml:space="preserve">(c) Reassurance, regular voiding, and limiting fluids before bed</w:t>
       </w:r>
     </w:p>
     <w:p>
-      <w:pPr>
-        <w:spacing w:after="0" w:before="0"/>
-      </w:pPr>
       <w:r>
-        <w:rPr>
-          <w:b w:val="0"/>
-          <w:i w:val="0"/>
-          <w:sz w:val="20"/>
-        </w:rPr>
-        <w:t>Positive Marks: 1</w:t>
+        <w:t xml:space="preserve">(d) Ignoring the problem completely</w:t>
       </w:r>
     </w:p>
     <w:p>
-      <w:pPr>
-        <w:spacing w:after="160" w:before="0"/>
-      </w:pPr>
       <w:r>
-        <w:rPr>
-          <w:b w:val="0"/>
-          <w:i w:val="0"/>
-          <w:sz w:val="20"/>
-        </w:rPr>
-        <w:t>Negative Marks: 0.25</w:t>
+        <w:t xml:space="preserve">Answer: c</w:t>
       </w:r>
     </w:p>
     <w:p>
-      <w:pPr>
-        <w:spacing w:after="40" w:before="120"/>
-      </w:pPr>
       <w:r>
-        <w:rPr>
-          <w:b w:val="0"/>
-          <w:i w:val="0"/>
-          <w:sz w:val="22"/>
-        </w:rPr>
-        <w:t>Question: The International Health Regulations (IHR) require member states to:</w:t>
+        <w:t xml:space="preserve">Solution: Enuresis is managed with reassurance, scheduled voiding, limited evening fluids, and positive reinforcement — never punishment.</w:t>
       </w:r>
     </w:p>
     <w:p>
-      <w:pPr>
-        <w:spacing w:after="0" w:before="0"/>
-      </w:pPr>
       <w:r>
-        <w:rPr>
-          <w:b w:val="0"/>
-          <w:i w:val="0"/>
-          <w:sz w:val="22"/>
-        </w:rPr>
-        <w:t>(a) Report public health events of international concern and maintain core surveillance capacities</w:t>
+        <w:t xml:space="preserve">Positive Marks: 1</w:t>
       </w:r>
     </w:p>
     <w:p>
-      <w:pPr>
-        <w:spacing w:after="0" w:before="0"/>
-      </w:pPr>
       <w:r>
-        <w:rPr>
-          <w:b w:val="0"/>
-          <w:i w:val="0"/>
-          <w:sz w:val="22"/>
-        </w:rPr>
-        <w:t>(b) Pay annual dues to the WHO only</w:t>
+        <w:t xml:space="preserve">Negative Marks: 0.25</w:t>
       </w:r>
     </w:p>
     <w:p>
-      <w:pPr>
-        <w:spacing w:after="0" w:before="0"/>
-      </w:pPr>
       <w:r>
-        <w:rPr>
-          <w:b w:val="0"/>
-          <w:i w:val="0"/>
-          <w:sz w:val="22"/>
-        </w:rPr>
-        <w:t>(c) Vaccinate all citizens annually</w:t>
+        <w:t xml:space="preserve"/>
       </w:r>
     </w:p>
     <w:p>
-      <w:pPr>
-        <w:spacing w:after="0" w:before="0"/>
-      </w:pPr>
       <w:r>
-        <w:rPr>
-          <w:b w:val="0"/>
-          <w:i w:val="0"/>
-          <w:sz w:val="22"/>
-        </w:rPr>
-        <w:t>(d) Ban all international travel during epidemics</w:t>
+        <w:t xml:space="preserve">Question: Family therapy in psychiatric nursing aims to:</w:t>
       </w:r>
     </w:p>
     <w:p>
-      <w:pPr>
-        <w:spacing w:after="0" w:before="40"/>
-      </w:pPr>
       <w:r>
-        <w:rPr>
-          <w:b/>
-          <w:i w:val="0"/>
-          <w:sz w:val="22"/>
-        </w:rPr>
-        <w:t>Answer: a</w:t>
+        <w:t xml:space="preserve">(a) Improve family communication and support</w:t>
       </w:r>
     </w:p>
     <w:p>
-      <w:pPr>
-        <w:spacing w:after="0" w:before="0"/>
-      </w:pPr>
       <w:r>
-        <w:rPr>
-          <w:b w:val="0"/>
-          <w:i w:val="0"/>
-          <w:sz w:val="21"/>
-        </w:rPr>
-        <w:t>Solution: The IHR obligate countries to detect, report, and respond to public health events of international concern and to maintain surveillance and response capacities. The other options misstate the requirements.</w:t>
+        <w:t xml:space="preserve">(b) Replace individual treatment</w:t>
       </w:r>
     </w:p>
     <w:p>
-      <w:pPr>
-        <w:spacing w:after="0" w:before="0"/>
-      </w:pPr>
       <w:r>
-        <w:rPr>
-          <w:b w:val="0"/>
-          <w:i w:val="0"/>
-          <w:sz w:val="20"/>
-        </w:rPr>
-        <w:t>Positive Marks: 1</w:t>
+        <w:t xml:space="preserve">(c) Isolate the client</w:t>
       </w:r>
     </w:p>
     <w:p>
-      <w:pPr>
-        <w:spacing w:after="160" w:before="0"/>
-      </w:pPr>
       <w:r>
-        <w:rPr>
-          <w:b w:val="0"/>
-          <w:i w:val="0"/>
-          <w:sz w:val="20"/>
-        </w:rPr>
-        <w:t>Negative Marks: 0.25</w:t>
+        <w:t xml:space="preserve">(d) Blame family members</w:t>
       </w:r>
     </w:p>
     <w:p>
-      <w:pPr>
-        <w:spacing w:after="40" w:before="120"/>
-      </w:pPr>
       <w:r>
-        <w:rPr>
-          <w:b w:val="0"/>
-          <w:i w:val="0"/>
-          <w:sz w:val="22"/>
-        </w:rPr>
-        <w:t>Question: Which is the best definition of a balanced diet?</w:t>
+        <w:t xml:space="preserve">Answer: a</w:t>
       </w:r>
     </w:p>
     <w:p>
-      <w:pPr>
-        <w:spacing w:after="0" w:before="0"/>
-      </w:pPr>
       <w:r>
-        <w:rPr>
-          <w:b w:val="0"/>
-          <w:i w:val="0"/>
-          <w:sz w:val="22"/>
-        </w:rPr>
-        <w:t>(a) A diet that provides all nutrients in adequate amounts for health, growth, and activity</w:t>
+        <w:t xml:space="preserve">Solution: Family therapy improves communication, reduces expressed emotion, and strengthens the support system around the client.</w:t>
       </w:r>
     </w:p>
     <w:p>
-      <w:pPr>
-        <w:spacing w:after="0" w:before="0"/>
-      </w:pPr>
       <w:r>
-        <w:rPr>
-          <w:b w:val="0"/>
-          <w:i w:val="0"/>
-          <w:sz w:val="22"/>
-        </w:rPr>
-        <w:t>(b) A diet consisting only of fruits</w:t>
+        <w:t xml:space="preserve">Positive Marks: 1</w:t>
       </w:r>
     </w:p>
     <w:p>
-      <w:pPr>
-        <w:spacing w:after="0" w:before="0"/>
-      </w:pPr>
       <w:r>
-        <w:rPr>
-          <w:b w:val="0"/>
-          <w:i w:val="0"/>
-          <w:sz w:val="22"/>
-        </w:rPr>
-        <w:t>(c) A diet with no carbohydrates</w:t>
+        <w:t xml:space="preserve">Negative Marks: 0.25</w:t>
       </w:r>
     </w:p>
     <w:p>
-      <w:pPr>
-        <w:spacing w:after="0" w:before="0"/>
-      </w:pPr>
       <w:r>
-        <w:rPr>
-          <w:b w:val="0"/>
-          <w:i w:val="0"/>
-          <w:sz w:val="22"/>
-        </w:rPr>
-        <w:t>(d) A diet with unlimited fats</w:t>
+        <w:t xml:space="preserve"/>
       </w:r>
     </w:p>
     <w:p>
-      <w:pPr>
-        <w:spacing w:after="0" w:before="40"/>
-      </w:pPr>
       <w:r>
-        <w:rPr>
-          <w:b/>
-          <w:i w:val="0"/>
-          <w:sz w:val="22"/>
-        </w:rPr>
-        <w:t>Answer: a</w:t>
+        <w:t xml:space="preserve">Question: The first step in health planning is:</w:t>
       </w:r>
     </w:p>
     <w:p>
-      <w:pPr>
-        <w:spacing w:after="0" w:before="0"/>
-      </w:pPr>
       <w:r>
-        <w:rPr>
-          <w:b w:val="0"/>
-          <w:i w:val="0"/>
-          <w:sz w:val="21"/>
-        </w:rPr>
-        <w:t>Solution: A balanced diet supplies carbohydrates, proteins, fats, vitamins, minerals, and water in the right proportions to meet the body's needs. The other options are not balanced.</w:t>
+        <w:t xml:space="preserve">(a) Evaluation</w:t>
       </w:r>
     </w:p>
     <w:p>
-      <w:pPr>
-        <w:spacing w:after="0" w:before="0"/>
-      </w:pPr>
       <w:r>
-        <w:rPr>
-          <w:b w:val="0"/>
-          <w:i w:val="0"/>
-          <w:sz w:val="20"/>
-        </w:rPr>
-        <w:t>Positive Marks: 1</w:t>
+        <w:t xml:space="preserve">(b) Implementation</w:t>
       </w:r>
     </w:p>
     <w:p>
-      <w:pPr>
-        <w:spacing w:after="160" w:before="0"/>
-      </w:pPr>
       <w:r>
-        <w:rPr>
-          <w:b w:val="0"/>
-          <w:i w:val="0"/>
-          <w:sz w:val="20"/>
-        </w:rPr>
-        <w:t>Negative Marks: 0.25</w:t>
+        <w:t xml:space="preserve">(c) Budgeting only</w:t>
       </w:r>
     </w:p>
     <w:p>
-      <w:pPr>
-        <w:spacing w:after="40" w:before="120"/>
-      </w:pPr>
       <w:r>
-        <w:rPr>
-          <w:b w:val="0"/>
-          <w:i w:val="0"/>
-          <w:sz w:val="22"/>
-        </w:rPr>
-        <w:t>Question: During the cardiac cycle, ventricular contraction that pushes blood into the aorta and pulmonary artery is called:</w:t>
+        <w:t xml:space="preserve">(d) Assessment of health needs</w:t>
       </w:r>
     </w:p>
     <w:p>
-      <w:pPr>
-        <w:spacing w:after="0" w:before="0"/>
-      </w:pPr>
       <w:r>
-        <w:rPr>
-          <w:b w:val="0"/>
-          <w:i w:val="0"/>
-          <w:sz w:val="22"/>
-        </w:rPr>
-        <w:t>(a) Systole</w:t>
+        <w:t xml:space="preserve">Answer: d</w:t>
       </w:r>
     </w:p>
     <w:p>
-      <w:pPr>
-        <w:spacing w:after="0" w:before="0"/>
-      </w:pPr>
       <w:r>
-        <w:rPr>
-          <w:b w:val="0"/>
-          <w:i w:val="0"/>
-          <w:sz w:val="22"/>
-        </w:rPr>
-        <w:t>(b) Diastole</w:t>
+        <w:t xml:space="preserve">Solution: Planning begins with assessing community health needs and problems; implementation, budgeting, and evaluation follow.</w:t>
       </w:r>
     </w:p>
     <w:p>
-      <w:pPr>
-        <w:spacing w:after="0" w:before="0"/>
-      </w:pPr>
       <w:r>
-        <w:rPr>
-          <w:b w:val="0"/>
-          <w:i w:val="0"/>
-          <w:sz w:val="22"/>
-        </w:rPr>
-        <w:t>(c) Asystole</w:t>
+        <w:t xml:space="preserve">Positive Marks: 1</w:t>
       </w:r>
     </w:p>
     <w:p>
-      <w:pPr>
-        <w:spacing w:after="0" w:before="0"/>
-      </w:pPr>
       <w:r>
-        <w:rPr>
-          <w:b w:val="0"/>
-          <w:i w:val="0"/>
-          <w:sz w:val="22"/>
-        </w:rPr>
-        <w:t>(d) Fibrillation</w:t>
+        <w:t xml:space="preserve">Negative Marks: 0.25</w:t>
       </w:r>
     </w:p>
     <w:p>
-      <w:pPr>
-        <w:spacing w:after="0" w:before="40"/>
-      </w:pPr>
       <w:r>
-        <w:rPr>
-          <w:b/>
-          <w:i w:val="0"/>
-          <w:sz w:val="22"/>
-        </w:rPr>
-        <w:t>Answer: a</w:t>
+        <w:t xml:space="preserve"/>
       </w:r>
     </w:p>
     <w:p>
-      <w:pPr>
-        <w:spacing w:after="0" w:before="0"/>
-      </w:pPr>
       <w:r>
-        <w:rPr>
-          <w:b w:val="0"/>
-          <w:i w:val="0"/>
-          <w:sz w:val="21"/>
-        </w:rPr>
-        <w:t>Solution: Systole is the contraction phase of the cardiac cycle during which the ventricles eject blood. Diastole (b) is the relaxation/filling phase, asystole (c) is cardiac standstill, and fibrillation (d) is disorganised rhythm.</w:t>
+        <w:t xml:space="preserve">Question: Neostigmine is used to:</w:t>
       </w:r>
     </w:p>
     <w:p>
-      <w:pPr>
-        <w:spacing w:after="0" w:before="0"/>
-      </w:pPr>
       <w:r>
-        <w:rPr>
-          <w:b w:val="0"/>
-          <w:i w:val="0"/>
-          <w:sz w:val="20"/>
-        </w:rPr>
-        <w:t>Positive Marks: 1</w:t>
+        <w:t xml:space="preserve">(a) Reverse heparin</w:t>
       </w:r>
     </w:p>
     <w:p>
-      <w:pPr>
-        <w:spacing w:after="160" w:before="0"/>
-      </w:pPr>
       <w:r>
-        <w:rPr>
-          <w:b w:val="0"/>
-          <w:i w:val="0"/>
-          <w:sz w:val="20"/>
-        </w:rPr>
-        <w:t>Negative Marks: 0.25</w:t>
+        <w:t xml:space="preserve">(b) Reverse non-depolarizing muscle relaxants and treat myasthenia gravis</w:t>
       </w:r>
     </w:p>
     <w:p>
-      <w:pPr>
-        <w:spacing w:after="40" w:before="120"/>
-      </w:pPr>
       <w:r>
-        <w:rPr>
-          <w:b w:val="0"/>
-          <w:i w:val="0"/>
-          <w:sz w:val="22"/>
-        </w:rPr>
-        <w:t>Question: Which food is the richest source of vitamin B12?</w:t>
+        <w:t xml:space="preserve">(c) Reverse warfarin</w:t>
       </w:r>
     </w:p>
     <w:p>
-      <w:pPr>
-        <w:spacing w:after="0" w:before="0"/>
-      </w:pPr>
       <w:r>
-        <w:rPr>
-          <w:b w:val="0"/>
-          <w:i w:val="0"/>
-          <w:sz w:val="22"/>
-        </w:rPr>
-        <w:t>(a) Animal foods such as meat, fish, eggs, and dairy</w:t>
+        <w:t xml:space="preserve">(d) Reverse paracetamol overdose</w:t>
       </w:r>
     </w:p>
     <w:p>
-      <w:pPr>
-        <w:spacing w:after="0" w:before="0"/>
-      </w:pPr>
       <w:r>
-        <w:rPr>
-          <w:b w:val="0"/>
-          <w:i w:val="0"/>
-          <w:sz w:val="22"/>
-        </w:rPr>
-        <w:t>(b) Citrus fruits</w:t>
+        <w:t xml:space="preserve">Answer: b</w:t>
       </w:r>
     </w:p>
     <w:p>
-      <w:pPr>
-        <w:spacing w:after="0" w:before="0"/>
-      </w:pPr>
       <w:r>
-        <w:rPr>
-          <w:b w:val="0"/>
-          <w:i w:val="0"/>
-          <w:sz w:val="22"/>
-        </w:rPr>
-        <w:t>(c) Leafy green vegetables only</w:t>
+        <w:t xml:space="preserve">Solution: Neostigmine, an anticholinesterase, increases acetylcholine — reversing muscle relaxants and improving strength in myasthenia gravis.</w:t>
       </w:r>
     </w:p>
     <w:p>
-      <w:pPr>
-        <w:spacing w:after="0" w:before="0"/>
-      </w:pPr>
       <w:r>
-        <w:rPr>
-          <w:b w:val="0"/>
-          <w:i w:val="0"/>
-          <w:sz w:val="22"/>
-        </w:rPr>
-        <w:t>(d) Rice and wheat</w:t>
+        <w:t xml:space="preserve">Positive Marks: 1</w:t>
       </w:r>
     </w:p>
     <w:p>
-      <w:pPr>
-        <w:spacing w:after="0" w:before="40"/>
-      </w:pPr>
       <w:r>
-        <w:rPr>
-          <w:b/>
-          <w:i w:val="0"/>
-          <w:sz w:val="22"/>
-        </w:rPr>
-        <w:t>Answer: a</w:t>
+        <w:t xml:space="preserve">Negative Marks: 0.25</w:t>
       </w:r>
     </w:p>
     <w:p>
-      <w:pPr>
-        <w:spacing w:after="0" w:before="0"/>
-      </w:pPr>
       <w:r>
-        <w:rPr>
-          <w:b w:val="0"/>
-          <w:i w:val="0"/>
-          <w:sz w:val="21"/>
-        </w:rPr>
-        <w:t>Solution: Vitamin B12 is found almost exclusively in animal foods—meat, fish, eggs, and milk products—so strict vegetarians are at risk of deficiency. Citrus fruits (b) provide vitamin C, and greens (c) provide folate, not B12.</w:t>
+        <w:t xml:space="preserve"/>
       </w:r>
     </w:p>
     <w:p>
-      <w:pPr>
-        <w:spacing w:after="0" w:before="0"/>
-      </w:pPr>
       <w:r>
-        <w:rPr>
-          <w:b w:val="0"/>
-          <w:i w:val="0"/>
-          <w:sz w:val="20"/>
-        </w:rPr>
-        <w:t>Positive Marks: 1</w:t>
+        <w:t xml:space="preserve">Question: Taste buds are located mainly on the:</w:t>
       </w:r>
     </w:p>
     <w:p>
-      <w:pPr>
-        <w:spacing w:after="160" w:before="0"/>
-      </w:pPr>
       <w:r>
-        <w:rPr>
-          <w:b w:val="0"/>
-          <w:i w:val="0"/>
-          <w:sz w:val="20"/>
-        </w:rPr>
-        <w:t>Negative Marks: 0.25</w:t>
+        <w:t xml:space="preserve">(a) Eyelids</w:t>
       </w:r>
     </w:p>
     <w:p>
-      <w:pPr>
-        <w:spacing w:after="40" w:before="120"/>
-      </w:pPr>
       <w:r>
-        <w:rPr>
-          <w:b w:val="0"/>
-          <w:i w:val="0"/>
-          <w:sz w:val="22"/>
-        </w:rPr>
-        <w:t>Question: The process by which social structures, institutions, and values change over time in a society is called:</w:t>
+        <w:t xml:space="preserve">(b) Ear lobes</w:t>
       </w:r>
     </w:p>
     <w:p>
-      <w:pPr>
-        <w:spacing w:after="0" w:before="0"/>
-      </w:pPr>
       <w:r>
-        <w:rPr>
-          <w:b w:val="0"/>
-          <w:i w:val="0"/>
-          <w:sz w:val="22"/>
-        </w:rPr>
-        <w:t>(a) Social change</w:t>
+        <w:t xml:space="preserve">(c) Tongue</w:t>
       </w:r>
     </w:p>
     <w:p>
-      <w:pPr>
-        <w:spacing w:after="0" w:before="0"/>
-      </w:pPr>
       <w:r>
-        <w:rPr>
-          <w:b w:val="0"/>
-          <w:i w:val="0"/>
-          <w:sz w:val="22"/>
-        </w:rPr>
-        <w:t>(b) Social control</w:t>
+        <w:t xml:space="preserve">(d) Nails</w:t>
       </w:r>
     </w:p>
     <w:p>
-      <w:pPr>
-        <w:spacing w:after="0" w:before="0"/>
-      </w:pPr>
       <w:r>
-        <w:rPr>
-          <w:b w:val="0"/>
-          <w:i w:val="0"/>
-          <w:sz w:val="22"/>
-        </w:rPr>
-        <w:t>(c) Socialisation</w:t>
+        <w:t xml:space="preserve">Answer: c</w:t>
       </w:r>
     </w:p>
     <w:p>
-      <w:pPr>
-        <w:spacing w:after="0" w:before="0"/>
-      </w:pPr>
       <w:r>
-        <w:rPr>
-          <w:b w:val="0"/>
-          <w:i w:val="0"/>
-          <w:sz w:val="22"/>
-        </w:rPr>
-        <w:t>(d) Social stratification</w:t>
+        <w:t xml:space="preserve">Solution: Most taste buds lie on the tongue (with some on the palate), sensing sweet, sour, salty, and bitter.</w:t>
       </w:r>
     </w:p>
     <w:p>
-      <w:pPr>
-        <w:spacing w:after="0" w:before="40"/>
-      </w:pPr>
       <w:r>
-        <w:rPr>
-          <w:b/>
-          <w:i w:val="0"/>
-          <w:sz w:val="22"/>
-        </w:rPr>
-        <w:t>Answer: a</w:t>
+        <w:t xml:space="preserve">Positive Marks: 1</w:t>
       </w:r>
     </w:p>
     <w:p>
-      <w:pPr>
-        <w:spacing w:after="0" w:before="0"/>
-      </w:pPr>
       <w:r>
-        <w:rPr>
-          <w:b w:val="0"/>
-          <w:i w:val="0"/>
-          <w:sz w:val="21"/>
-        </w:rPr>
-        <w:t>Solution: Social change is the alteration of social structures, institutions, and cultural values over time. Social control (b) enforces norms, socialisation (c) transmits culture to individuals, and stratification (d) is hierarchical ranking.</w:t>
+        <w:t xml:space="preserve">Negative Marks: 0.25</w:t>
       </w:r>
     </w:p>
     <w:p>
-      <w:pPr>
-        <w:spacing w:after="0" w:before="0"/>
-      </w:pPr>
       <w:r>
-        <w:rPr>
-          <w:b w:val="0"/>
-          <w:i w:val="0"/>
-          <w:sz w:val="20"/>
-        </w:rPr>
-        <w:t>Positive Marks: 1</w:t>
+        <w:t xml:space="preserve"/>
       </w:r>
     </w:p>
     <w:p>
-      <w:pPr>
-        <w:spacing w:after="160" w:before="0"/>
-      </w:pPr>
       <w:r>
-        <w:rPr>
-          <w:b w:val="0"/>
-          <w:i w:val="0"/>
-          <w:sz w:val="20"/>
-        </w:rPr>
-        <w:t>Negative Marks: 0.25</w:t>
+        <w:t xml:space="preserve">Question: Intraosseous access is used in emergencies when:</w:t>
+      </w:r>
+    </w:p>
+    <w:p>
+      <w:r>
+        <w:t xml:space="preserve">(a) IV access cannot be obtained quickly</w:t>
+      </w:r>
+    </w:p>
+    <w:p>
+      <w:r>
+        <w:t xml:space="preserve">(b) Oral medications fail</w:t>
+      </w:r>
+    </w:p>
+    <w:p>
+      <w:r>
+        <w:t xml:space="preserve">(c) The client refuses treatment</w:t>
+      </w:r>
+    </w:p>
+    <w:p>
+      <w:r>
+        <w:t xml:space="preserve">(d) Blood pressure is high</w:t>
+      </w:r>
+    </w:p>
+    <w:p>
+      <w:r>
+        <w:t xml:space="preserve">Answer: a</w:t>
+      </w:r>
+    </w:p>
+    <w:p>
+      <w:r>
+        <w:t xml:space="preserve">Solution: The IO route into the bone marrow gives rapid vascular access in cardiac arrest or shock when peripheral IVs are difficult.</w:t>
+      </w:r>
+    </w:p>
+    <w:p>
+      <w:r>
+        <w:t xml:space="preserve">Positive Marks: 1</w:t>
+      </w:r>
+    </w:p>
+    <w:p>
+      <w:r>
+        <w:t xml:space="preserve">Negative Marks: 0.25</w:t>
+      </w:r>
+    </w:p>
+    <w:p>
+      <w:r>
+        <w:t xml:space="preserve"/>
+      </w:r>
+    </w:p>
+    <w:p>
+      <w:r>
+        <w:t xml:space="preserve">Question: The Mid-Upper Arm Circumference (MUAC) is used to screen for:</w:t>
+      </w:r>
+    </w:p>
+    <w:p>
+      <w:r>
+        <w:t xml:space="preserve">(a) Hypertension</w:t>
+      </w:r>
+    </w:p>
+    <w:p>
+      <w:r>
+        <w:t xml:space="preserve">(b) Tuberculosis</w:t>
+      </w:r>
+    </w:p>
+    <w:p>
+      <w:r>
+        <w:t xml:space="preserve">(c) Malaria</w:t>
+      </w:r>
+    </w:p>
+    <w:p>
+      <w:r>
+        <w:t xml:space="preserve">(d) Acute malnutrition in children</w:t>
+      </w:r>
+    </w:p>
+    <w:p>
+      <w:r>
+        <w:t xml:space="preserve">Answer: d</w:t>
+      </w:r>
+    </w:p>
+    <w:p>
+      <w:r>
+        <w:t xml:space="preserve">Solution: MUAC below 11.5-12.5 cm in children flags severe acute malnutrition, guiding referral for therapeutic feeding.</w:t>
+      </w:r>
+    </w:p>
+    <w:p>
+      <w:r>
+        <w:t xml:space="preserve">Positive Marks: 1</w:t>
+      </w:r>
+    </w:p>
+    <w:p>
+      <w:r>
+        <w:t xml:space="preserve">Negative Marks: 0.25</w:t>
       </w:r>
     </w:p>
     <w:sectPr>
       <w:pgSz w:w="12240" w:h="15840"/>
-      <w:pgMar w:top="864" w:right="1008" w:bottom="864" w:left="1008" w:header="720" w:footer="720" w:gutter="0"/>
+      <w:pgMar w:top="1440" w:right="1800" w:bottom="1440" w:left="1800" w:header="720" w:footer="720" w:gutter="0"/>
       <w:cols w:space="720"/>
       <w:docGrid w:linePitch="360"/>
     </w:sectPr>
@@ -2715,10 +1365,6 @@
     <w:name w:val="Normal"/>
     <w:qFormat/>
     <w:rsid w:val="00FC693F"/>
-    <w:rPr>
-      <w:rFonts w:ascii="Calibri" w:hAnsi="Calibri"/>
-      <w:sz w:val="22"/>
-    </w:rPr>
   </w:style>
   <w:style w:type="paragraph" w:styleId="Header">
     <w:name w:val="header"/>
